--- a/cv.docx
+++ b/cv.docx
@@ -17,6 +17,14 @@
           <w:szCs w:val="24"/>
         </w:rPr>
         <w:t>CURRICULUM VITAE</w:t>
+      </w:r>
+      <w:r>
+        <w:rPr>
+          <w:rFonts w:ascii="Arial" w:hAnsi="Arial" w:cs="Arial"/>
+          <w:b/>
+          <w:szCs w:val="24"/>
+        </w:rPr>
+        <w:t xml:space="preserve"> of Jing Hua Zhao</w:t>
       </w:r>
     </w:p>
     <w:p>
@@ -88,22 +96,6 @@
         <w:rPr>
           <w:rFonts w:ascii="Arial" w:hAnsi="Arial" w:cs="Arial"/>
           <w:szCs w:val="24"/>
-        </w:rPr>
-      </w:pPr>
-      <w:r>
-        <w:rPr>
-          <w:rFonts w:ascii="Arial" w:hAnsi="Arial" w:cs="Arial"/>
-          <w:szCs w:val="24"/>
-        </w:rPr>
-        <w:t>Jing Hua Zhao</w:t>
-      </w:r>
-    </w:p>
-    <w:p>
-      <w:pPr>
-        <w:jc w:val="both"/>
-        <w:rPr>
-          <w:rFonts w:ascii="Arial" w:hAnsi="Arial" w:cs="Arial"/>
-          <w:szCs w:val="24"/>
           <w:lang w:val="en-GB"/>
         </w:rPr>
       </w:pPr>
@@ -124,16 +116,14 @@
         </w:rPr>
         <w:t>jinghuazhao@hotmail.com</w:t>
       </w:r>
-    </w:p>
-    <w:p>
-      <w:pPr>
-        <w:jc w:val="both"/>
+      <w:r>
         <w:rPr>
           <w:rFonts w:ascii="Arial" w:hAnsi="Arial" w:cs="Arial"/>
           <w:szCs w:val="24"/>
           <w:lang w:val="en-GB"/>
         </w:rPr>
-      </w:pPr>
+        <w:t xml:space="preserve">; </w:t>
+      </w:r>
       <w:r>
         <w:rPr>
           <w:rFonts w:ascii="Arial" w:hAnsi="Arial" w:cs="Arial"/>
@@ -171,6 +161,7 @@
         <w:rPr>
           <w:rFonts w:ascii="Arial" w:hAnsi="Arial" w:cs="Arial"/>
           <w:szCs w:val="24"/>
+          <w:lang w:val="en-GB"/>
         </w:rPr>
       </w:pPr>
     </w:p>
@@ -517,14 +508,14 @@
           <w:rFonts w:ascii="Arial" w:hAnsi="Arial" w:cs="Arial"/>
           <w:szCs w:val="24"/>
         </w:rPr>
-        <w:t xml:space="preserve">human health-related </w:t>
-      </w:r>
-      <w:r>
-        <w:rPr>
-          <w:rFonts w:ascii="Arial" w:hAnsi="Arial" w:cs="Arial"/>
-          <w:szCs w:val="24"/>
-        </w:rPr>
-        <w:t>research</w:t>
+        <w:t xml:space="preserve">human </w:t>
+      </w:r>
+      <w:r>
+        <w:rPr>
+          <w:rFonts w:ascii="Arial" w:hAnsi="Arial" w:cs="Arial"/>
+          <w:szCs w:val="24"/>
+        </w:rPr>
+        <w:t>genetics</w:t>
       </w:r>
       <w:r>
         <w:rPr>
@@ -953,7 +944,7 @@
           <w:rFonts w:ascii="Arial" w:hAnsi="Arial" w:cs="Arial"/>
           <w:szCs w:val="24"/>
         </w:rPr>
-        <w:t>.</w:t>
+        <w:t xml:space="preserve"> and</w:t>
       </w:r>
       <w:r>
         <w:rPr>
@@ -961,41 +952,6 @@
           <w:szCs w:val="24"/>
         </w:rPr>
         <w:t xml:space="preserve"> </w:t>
-      </w:r>
-      <w:r>
-        <w:rPr>
-          <w:rFonts w:ascii="Arial" w:hAnsi="Arial" w:cs="Arial"/>
-          <w:szCs w:val="24"/>
-        </w:rPr>
-        <w:t>I</w:t>
-      </w:r>
-      <w:r>
-        <w:rPr>
-          <w:rFonts w:ascii="Arial" w:hAnsi="Arial" w:cs="Arial"/>
-          <w:szCs w:val="24"/>
-        </w:rPr>
-        <w:t xml:space="preserve">ntegration </w:t>
-      </w:r>
-      <w:r>
-        <w:rPr>
-          <w:rFonts w:ascii="Arial" w:hAnsi="Arial" w:cs="Arial"/>
-          <w:szCs w:val="24"/>
-        </w:rPr>
-        <w:t xml:space="preserve">of </w:t>
-      </w:r>
-      <w:r>
-        <w:rPr>
-          <w:rFonts w:ascii="Arial" w:hAnsi="Arial" w:cs="Arial"/>
-          <w:szCs w:val="24"/>
-        </w:rPr>
-        <w:t>computational statistics, machine learning and artificial intelligence</w:t>
-      </w:r>
-      <w:r>
-        <w:rPr>
-          <w:rFonts w:ascii="Arial" w:hAnsi="Arial" w:cs="Arial"/>
-          <w:szCs w:val="24"/>
-        </w:rPr>
-        <w:t xml:space="preserve"> is shown from my creation of </w:t>
       </w:r>
       <w:r>
         <w:rPr>
@@ -1654,7 +1610,7 @@
       <w:pPr>
         <w:rPr>
           <w:rFonts w:ascii="Arial" w:hAnsi="Arial" w:cs="Arial"/>
-          <w:bCs/>
+          <w:b/>
           <w:szCs w:val="24"/>
         </w:rPr>
       </w:pPr>
@@ -1677,6 +1633,11 @@
     </w:p>
     <w:p>
       <w:pPr>
+        <w:pStyle w:val="ListParagraph"/>
+        <w:numPr>
+          <w:ilvl w:val="0"/>
+          <w:numId w:val="34"/>
+        </w:numPr>
         <w:rPr>
           <w:rFonts w:ascii="Arial" w:hAnsi="Arial" w:cs="Arial"/>
           <w:b/>
@@ -1684,9 +1645,85 @@
           <w:lang w:val="fr-FR"/>
         </w:rPr>
       </w:pPr>
+      <w:proofErr w:type="spellStart"/>
+      <w:r>
+        <w:rPr>
+          <w:rFonts w:ascii="Arial" w:hAnsi="Arial" w:cs="Arial"/>
+          <w:szCs w:val="24"/>
+        </w:rPr>
+        <w:t>Koprulu</w:t>
+      </w:r>
+      <w:proofErr w:type="spellEnd"/>
+      <w:r>
+        <w:rPr>
+          <w:rFonts w:ascii="Arial" w:hAnsi="Arial" w:cs="Arial"/>
+          <w:szCs w:val="24"/>
+        </w:rPr>
+        <w:t xml:space="preserve"> M, et al. </w:t>
+      </w:r>
+      <w:r>
+        <w:rPr>
+          <w:rFonts w:ascii="Arial" w:hAnsi="Arial" w:cs="Arial"/>
+          <w:szCs w:val="24"/>
+          <w:lang w:val="en-GB"/>
+        </w:rPr>
+        <w:t xml:space="preserve">Multi-cohort proteogenomic analyses reveal genetic effects across the proteome and </w:t>
+      </w:r>
+      <w:proofErr w:type="spellStart"/>
+      <w:r>
+        <w:rPr>
+          <w:rFonts w:ascii="Arial" w:hAnsi="Arial" w:cs="Arial"/>
+          <w:szCs w:val="24"/>
+          <w:lang w:val="en-GB"/>
+        </w:rPr>
+        <w:t>diseasome</w:t>
+      </w:r>
+      <w:proofErr w:type="spellEnd"/>
+      <w:r>
+        <w:rPr>
+          <w:rFonts w:ascii="Arial" w:hAnsi="Arial" w:cs="Arial"/>
+          <w:szCs w:val="24"/>
+        </w:rPr>
+        <w:t>.</w:t>
+      </w:r>
+      <w:r>
+        <w:rPr>
+          <w:rFonts w:ascii="Arial" w:hAnsi="Arial" w:cs="Arial"/>
+        </w:rPr>
+        <w:t xml:space="preserve"> </w:t>
+      </w:r>
+      <w:r>
+        <w:rPr>
+          <w:rFonts w:ascii="Arial" w:hAnsi="Arial" w:cs="Arial"/>
+          <w:i/>
+          <w:iCs/>
+        </w:rPr>
+        <w:t xml:space="preserve">Cell </w:t>
+      </w:r>
+      <w:r>
+        <w:rPr>
+          <w:rFonts w:ascii="Arial" w:hAnsi="Arial" w:cs="Arial"/>
+        </w:rPr>
+        <w:t xml:space="preserve">(2026). </w:t>
+      </w:r>
+      <w:r>
+        <w:rPr>
+          <w:rFonts w:ascii="Arial" w:hAnsi="Arial" w:cs="Arial"/>
+          <w:szCs w:val="24"/>
+        </w:rPr>
+        <w:t>DOI: 10.1016/j.cell.2026.03.049.</w:t>
+      </w:r>
     </w:p>
     <w:p>
       <w:pPr>
+        <w:pStyle w:val="ListParagraph"/>
+        <w:numPr>
+          <w:ilvl w:val="0"/>
+          <w:numId w:val="34"/>
+        </w:numPr>
+        <w:tabs>
+          <w:tab w:val="left" w:pos="-720"/>
+        </w:tabs>
         <w:jc w:val="both"/>
         <w:rPr>
           <w:rFonts w:ascii="Arial" w:hAnsi="Arial" w:cs="Arial"/>
@@ -1783,17 +1820,14 @@
     </w:p>
     <w:p>
       <w:pPr>
+        <w:pStyle w:val="ListParagraph"/>
+        <w:numPr>
+          <w:ilvl w:val="0"/>
+          <w:numId w:val="34"/>
+        </w:numPr>
         <w:tabs>
           <w:tab w:val="left" w:pos="-720"/>
         </w:tabs>
-        <w:rPr>
-          <w:rFonts w:ascii="Arial" w:hAnsi="Arial" w:cs="Arial"/>
-          <w:szCs w:val="24"/>
-        </w:rPr>
-      </w:pPr>
-    </w:p>
-    <w:p>
-      <w:pPr>
         <w:autoSpaceDE w:val="0"/>
         <w:autoSpaceDN w:val="0"/>
         <w:adjustRightInd w:val="0"/>
@@ -1801,6 +1835,7 @@
         <w:rPr>
           <w:rFonts w:ascii="Arial" w:hAnsi="Arial" w:cs="Arial"/>
           <w:szCs w:val="24"/>
+          <w:lang w:val="fr-FR"/>
         </w:rPr>
       </w:pPr>
       <w:r>
@@ -1951,23 +1986,7 @@
           <w:szCs w:val="24"/>
           <w:lang w:val="en-GB" w:eastAsia="zh-CN"/>
         </w:rPr>
-        <w:t>The</w:t>
-      </w:r>
-      <w:r>
-        <w:rPr>
-          <w:rFonts w:ascii="Arial" w:hAnsi="Arial" w:cs="Arial"/>
-          <w:szCs w:val="24"/>
-          <w:lang w:val="en-GB" w:eastAsia="zh-CN"/>
-        </w:rPr>
-        <w:t xml:space="preserve"> Host Genetics Initiative</w:t>
-      </w:r>
-      <w:r>
-        <w:rPr>
-          <w:rFonts w:ascii="Arial" w:hAnsi="Arial" w:cs="Arial"/>
-          <w:szCs w:val="24"/>
-          <w:lang w:val="en-GB" w:eastAsia="zh-CN"/>
-        </w:rPr>
-        <w:t xml:space="preserve">. A second update on mapping the human genetic architecture of COVID-19. </w:t>
+        <w:t xml:space="preserve">The Host Genetics Initiative. A second update on mapping the human genetic architecture of COVID-19. </w:t>
       </w:r>
       <w:r>
         <w:rPr>
@@ -2024,18 +2043,14 @@
     </w:p>
     <w:p>
       <w:pPr>
+        <w:pStyle w:val="ListParagraph"/>
+        <w:numPr>
+          <w:ilvl w:val="0"/>
+          <w:numId w:val="34"/>
+        </w:numPr>
         <w:tabs>
           <w:tab w:val="left" w:pos="-720"/>
         </w:tabs>
-        <w:rPr>
-          <w:rFonts w:ascii="Arial" w:hAnsi="Arial" w:cs="Arial"/>
-          <w:szCs w:val="24"/>
-          <w:lang w:val="fr-FR"/>
-        </w:rPr>
-      </w:pPr>
-    </w:p>
-    <w:p>
-      <w:pPr>
         <w:autoSpaceDE w:val="0"/>
         <w:autoSpaceDN w:val="0"/>
         <w:adjustRightInd w:val="0"/>
@@ -2149,21 +2164,117 @@
         </w:rPr>
         <w:t>: 10.18637/jss.v085.i06</w:t>
       </w:r>
+      <w:r>
+        <w:rPr>
+          <w:rFonts w:ascii="Arial" w:hAnsi="Arial" w:cs="Arial"/>
+          <w:iCs/>
+          <w:szCs w:val="24"/>
+          <w:lang w:eastAsia="zh-CN"/>
+        </w:rPr>
+        <w:t>.</w:t>
+      </w:r>
     </w:p>
     <w:p>
       <w:pPr>
+        <w:pStyle w:val="ListParagraph"/>
+        <w:numPr>
+          <w:ilvl w:val="0"/>
+          <w:numId w:val="34"/>
+        </w:numPr>
         <w:tabs>
           <w:tab w:val="left" w:pos="-720"/>
         </w:tabs>
         <w:rPr>
           <w:rFonts w:ascii="Arial" w:hAnsi="Arial" w:cs="Arial"/>
+          <w:b/>
+          <w:szCs w:val="24"/>
+        </w:rPr>
+      </w:pPr>
+      <w:r>
+        <w:rPr>
+          <w:rFonts w:ascii="Arial" w:hAnsi="Arial" w:cs="Arial"/>
+          <w:b/>
           <w:szCs w:val="24"/>
           <w:lang w:val="fr-FR"/>
         </w:rPr>
-      </w:pPr>
+        <w:t>Zhao JH</w:t>
+      </w:r>
+      <w:r>
+        <w:rPr>
+          <w:rFonts w:ascii="Arial" w:hAnsi="Arial" w:cs="Arial"/>
+          <w:szCs w:val="24"/>
+          <w:lang w:val="fr-FR"/>
+        </w:rPr>
+        <w:t xml:space="preserve">, Luan JA. </w:t>
+      </w:r>
+      <w:r>
+        <w:rPr>
+          <w:rFonts w:ascii="Arial" w:hAnsi="Arial" w:cs="Arial"/>
+          <w:szCs w:val="24"/>
+        </w:rPr>
+        <w:t xml:space="preserve">Mixed modeling with whole genome data. </w:t>
+      </w:r>
+      <w:r>
+        <w:rPr>
+          <w:rFonts w:ascii="Arial" w:hAnsi="Arial" w:cs="Arial"/>
+          <w:i/>
+          <w:szCs w:val="24"/>
+        </w:rPr>
+        <w:t>J Prob Stat</w:t>
+      </w:r>
+      <w:r>
+        <w:rPr>
+          <w:rFonts w:ascii="Arial" w:hAnsi="Arial" w:cs="Arial"/>
+          <w:szCs w:val="24"/>
+        </w:rPr>
+        <w:t>. 2012</w:t>
+      </w:r>
+      <w:r>
+        <w:rPr>
+          <w:rFonts w:ascii="Arial" w:hAnsi="Arial" w:cs="Arial"/>
+          <w:i/>
+          <w:szCs w:val="24"/>
+        </w:rPr>
+        <w:t>.</w:t>
+      </w:r>
+      <w:r>
+        <w:rPr>
+          <w:rFonts w:ascii="Arial" w:hAnsi="Arial" w:cs="Arial"/>
+          <w:szCs w:val="24"/>
+        </w:rPr>
+        <w:t xml:space="preserve"> </w:t>
+      </w:r>
+      <w:proofErr w:type="spellStart"/>
+      <w:r>
+        <w:rPr>
+          <w:rFonts w:ascii="Arial" w:hAnsi="Arial" w:cs="Arial"/>
+          <w:szCs w:val="24"/>
+        </w:rPr>
+        <w:t>doi</w:t>
+      </w:r>
+      <w:proofErr w:type="spellEnd"/>
+      <w:r>
+        <w:rPr>
+          <w:rFonts w:ascii="Arial" w:hAnsi="Arial" w:cs="Arial"/>
+          <w:szCs w:val="24"/>
+        </w:rPr>
+        <w:t>:</w:t>
+      </w:r>
+      <w:r>
+        <w:rPr>
+          <w:rFonts w:ascii="Arial" w:hAnsi="Arial" w:cs="Arial"/>
+          <w:szCs w:val="24"/>
+        </w:rPr>
+        <w:t xml:space="preserve"> 10.1155/2012.485174.</w:t>
+      </w:r>
     </w:p>
     <w:p>
       <w:pPr>
+        <w:pStyle w:val="ListParagraph"/>
+        <w:numPr>
+          <w:ilvl w:val="0"/>
+          <w:numId w:val="34"/>
+        </w:numPr>
         <w:tabs>
           <w:tab w:val="left" w:pos="-720"/>
         </w:tabs>
@@ -2176,189 +2287,88 @@
       <w:r>
         <w:rPr>
           <w:rFonts w:ascii="Arial" w:hAnsi="Arial" w:cs="Arial"/>
+          <w:szCs w:val="24"/>
+        </w:rPr>
+        <w:t xml:space="preserve">Xue F, Li S, Luan J, Yuan Z, Luben RN, Khaw K-T, Wareham NJ, Loos RJF, </w:t>
+      </w:r>
+      <w:r>
+        <w:rPr>
+          <w:rFonts w:ascii="Arial" w:hAnsi="Arial" w:cs="Arial"/>
           <w:b/>
           <w:szCs w:val="24"/>
-          <w:lang w:val="fr-FR"/>
-        </w:rPr>
-        <w:lastRenderedPageBreak/>
+        </w:rPr>
         <w:t>Zhao JH</w:t>
       </w:r>
       <w:r>
         <w:rPr>
           <w:rFonts w:ascii="Arial" w:hAnsi="Arial" w:cs="Arial"/>
           <w:szCs w:val="24"/>
-          <w:lang w:val="fr-FR"/>
-        </w:rPr>
-        <w:t xml:space="preserve">, Luan JA. </w:t>
-      </w:r>
-      <w:r>
-        <w:rPr>
-          <w:rFonts w:ascii="Arial" w:hAnsi="Arial" w:cs="Arial"/>
-          <w:szCs w:val="24"/>
-        </w:rPr>
-        <w:t xml:space="preserve">Mixed modeling with whole genome data. </w:t>
-      </w:r>
+        </w:rPr>
+        <w:t xml:space="preserve">. A latent variable partial least squares path modeling approach to regional association and polygenic effect with applications to a human obesity study. </w:t>
+      </w:r>
+      <w:proofErr w:type="spellStart"/>
       <w:r>
         <w:rPr>
           <w:rFonts w:ascii="Arial" w:hAnsi="Arial" w:cs="Arial"/>
           <w:i/>
           <w:szCs w:val="24"/>
         </w:rPr>
-        <w:t>J Prob Stat</w:t>
-      </w:r>
-      <w:r>
-        <w:rPr>
-          <w:rFonts w:ascii="Arial" w:hAnsi="Arial" w:cs="Arial"/>
-          <w:szCs w:val="24"/>
-        </w:rPr>
-        <w:t>. 2012</w:t>
-      </w:r>
+        <w:t>PLoS</w:t>
+      </w:r>
+      <w:proofErr w:type="spellEnd"/>
       <w:r>
         <w:rPr>
           <w:rFonts w:ascii="Arial" w:hAnsi="Arial" w:cs="Arial"/>
           <w:i/>
           <w:szCs w:val="24"/>
         </w:rPr>
+        <w:t xml:space="preserve"> ONE</w:t>
+      </w:r>
+      <w:r>
+        <w:rPr>
+          <w:rFonts w:ascii="Arial" w:hAnsi="Arial" w:cs="Arial"/>
+          <w:szCs w:val="24"/>
+        </w:rPr>
+        <w:t xml:space="preserve"> </w:t>
+      </w:r>
+      <w:r>
+        <w:rPr>
+          <w:rFonts w:ascii="Arial" w:hAnsi="Arial" w:cs="Arial"/>
+          <w:szCs w:val="24"/>
+        </w:rPr>
+        <w:t xml:space="preserve">2012, </w:t>
+      </w:r>
+      <w:r>
+        <w:rPr>
+          <w:rFonts w:ascii="Arial" w:hAnsi="Arial" w:cs="Arial"/>
+          <w:b/>
+          <w:bCs/>
+          <w:szCs w:val="24"/>
+        </w:rPr>
+        <w:t>7</w:t>
+      </w:r>
+      <w:r>
+        <w:rPr>
+          <w:rFonts w:ascii="Arial" w:hAnsi="Arial" w:cs="Arial"/>
+          <w:szCs w:val="24"/>
+        </w:rPr>
+        <w:t>(2): e31927</w:t>
+      </w:r>
+      <w:r>
+        <w:rPr>
+          <w:rFonts w:ascii="Arial" w:hAnsi="Arial" w:cs="Arial"/>
+          <w:szCs w:val="24"/>
+        </w:rPr>
         <w:t>.</w:t>
-      </w:r>
-      <w:r>
-        <w:rPr>
-          <w:rFonts w:ascii="Arial" w:hAnsi="Arial" w:cs="Arial"/>
-          <w:szCs w:val="24"/>
-        </w:rPr>
-        <w:t xml:space="preserve"> </w:t>
-      </w:r>
-      <w:proofErr w:type="spellStart"/>
-      <w:r>
-        <w:rPr>
-          <w:rFonts w:ascii="Arial" w:hAnsi="Arial" w:cs="Arial"/>
-          <w:szCs w:val="24"/>
-        </w:rPr>
-        <w:t>doi</w:t>
-      </w:r>
-      <w:proofErr w:type="spellEnd"/>
-      <w:r>
-        <w:rPr>
-          <w:rFonts w:ascii="Arial" w:hAnsi="Arial" w:cs="Arial"/>
-          <w:szCs w:val="24"/>
-        </w:rPr>
-        <w:t>:</w:t>
-      </w:r>
-      <w:r>
-        <w:rPr>
-          <w:rFonts w:ascii="Arial" w:hAnsi="Arial" w:cs="Arial"/>
-          <w:szCs w:val="24"/>
-        </w:rPr>
-        <w:t xml:space="preserve"> 10.1155/2012.485174.</w:t>
       </w:r>
     </w:p>
     <w:p>
       <w:pPr>
-        <w:tabs>
-          <w:tab w:val="left" w:pos="-720"/>
-        </w:tabs>
-        <w:rPr>
-          <w:rFonts w:ascii="Arial" w:hAnsi="Arial" w:cs="Arial"/>
-          <w:b/>
-          <w:szCs w:val="24"/>
-        </w:rPr>
-      </w:pPr>
-    </w:p>
-    <w:p>
-      <w:pPr>
-        <w:tabs>
-          <w:tab w:val="left" w:pos="-720"/>
-        </w:tabs>
-        <w:rPr>
-          <w:rFonts w:ascii="Arial" w:hAnsi="Arial" w:cs="Arial"/>
-          <w:szCs w:val="24"/>
-        </w:rPr>
-      </w:pPr>
-      <w:r>
-        <w:rPr>
-          <w:rFonts w:ascii="Arial" w:hAnsi="Arial" w:cs="Arial"/>
-          <w:szCs w:val="24"/>
-        </w:rPr>
-        <w:t xml:space="preserve">Xue F, Li S, Luan J, Yuan Z, Luben RN, Khaw K-T, Wareham NJ, Loos RJF, </w:t>
-      </w:r>
-      <w:r>
-        <w:rPr>
-          <w:rFonts w:ascii="Arial" w:hAnsi="Arial" w:cs="Arial"/>
-          <w:b/>
-          <w:szCs w:val="24"/>
-        </w:rPr>
-        <w:t>Zhao JH</w:t>
-      </w:r>
-      <w:r>
-        <w:rPr>
-          <w:rFonts w:ascii="Arial" w:hAnsi="Arial" w:cs="Arial"/>
-          <w:szCs w:val="24"/>
-        </w:rPr>
-        <w:t xml:space="preserve">. A latent variable partial least squares path modeling approach to regional association and polygenic effect with applications to a human obesity study. </w:t>
-      </w:r>
-      <w:proofErr w:type="spellStart"/>
-      <w:r>
-        <w:rPr>
-          <w:rFonts w:ascii="Arial" w:hAnsi="Arial" w:cs="Arial"/>
-          <w:i/>
-          <w:szCs w:val="24"/>
-        </w:rPr>
-        <w:t>PLoS</w:t>
-      </w:r>
-      <w:proofErr w:type="spellEnd"/>
-      <w:r>
-        <w:rPr>
-          <w:rFonts w:ascii="Arial" w:hAnsi="Arial" w:cs="Arial"/>
-          <w:i/>
-          <w:szCs w:val="24"/>
-        </w:rPr>
-        <w:t xml:space="preserve"> ONE</w:t>
-      </w:r>
-      <w:r>
-        <w:rPr>
-          <w:rFonts w:ascii="Arial" w:hAnsi="Arial" w:cs="Arial"/>
-          <w:szCs w:val="24"/>
-        </w:rPr>
-        <w:t xml:space="preserve"> </w:t>
-      </w:r>
-      <w:r>
-        <w:rPr>
-          <w:rFonts w:ascii="Arial" w:hAnsi="Arial" w:cs="Arial"/>
-          <w:szCs w:val="24"/>
-        </w:rPr>
-        <w:t xml:space="preserve">2012, </w:t>
-      </w:r>
-      <w:r>
-        <w:rPr>
-          <w:rFonts w:ascii="Arial" w:hAnsi="Arial" w:cs="Arial"/>
-          <w:b/>
-          <w:bCs/>
-          <w:szCs w:val="24"/>
-        </w:rPr>
-        <w:t>7</w:t>
-      </w:r>
-      <w:r>
-        <w:rPr>
-          <w:rFonts w:ascii="Arial" w:hAnsi="Arial" w:cs="Arial"/>
-          <w:szCs w:val="24"/>
-        </w:rPr>
-        <w:t>(2): e31927</w:t>
-      </w:r>
-    </w:p>
-    <w:p>
-      <w:pPr>
-        <w:tabs>
-          <w:tab w:val="left" w:pos="-720"/>
-        </w:tabs>
-        <w:rPr>
-          <w:rFonts w:ascii="Arial" w:hAnsi="Arial" w:cs="Arial"/>
-          <w:b/>
-          <w:szCs w:val="24"/>
-        </w:rPr>
-      </w:pPr>
-    </w:p>
-    <w:p>
-      <w:pPr>
+        <w:pStyle w:val="ListParagraph"/>
+        <w:numPr>
+          <w:ilvl w:val="0"/>
+          <w:numId w:val="34"/>
+        </w:numPr>
         <w:tabs>
           <w:tab w:val="left" w:pos="0"/>
         </w:tabs>
@@ -2373,6 +2383,7 @@
           <w:rFonts w:ascii="Arial" w:hAnsi="Arial" w:cs="Arial"/>
           <w:szCs w:val="24"/>
         </w:rPr>
+        <w:lastRenderedPageBreak/>
         <w:t xml:space="preserve">Loos RJ, </w:t>
       </w:r>
       <w:r>
@@ -2437,18 +2448,21 @@
         </w:rPr>
         <w:t>(6):768-75</w:t>
       </w:r>
+      <w:r>
+        <w:rPr>
+          <w:rFonts w:ascii="Arial" w:hAnsi="Arial" w:cs="Arial"/>
+          <w:szCs w:val="24"/>
+        </w:rPr>
+        <w:t>.</w:t>
+      </w:r>
     </w:p>
     <w:p>
       <w:pPr>
-        <w:autoSpaceDE w:val="0"/>
-        <w:rPr>
-          <w:rFonts w:ascii="Arial" w:hAnsi="Arial" w:cs="Arial"/>
-          <w:szCs w:val="24"/>
-        </w:rPr>
-      </w:pPr>
-    </w:p>
-    <w:p>
-      <w:pPr>
+        <w:pStyle w:val="ListParagraph"/>
+        <w:numPr>
+          <w:ilvl w:val="0"/>
+          <w:numId w:val="34"/>
+        </w:numPr>
         <w:tabs>
           <w:tab w:val="left" w:pos="-720"/>
         </w:tabs>
@@ -2577,14 +2591,6 @@
         </w:rPr>
         <w:t>8</w:t>
       </w:r>
-    </w:p>
-    <w:p>
-      <w:pPr>
-        <w:rPr>
-          <w:rFonts w:ascii="Arial" w:hAnsi="Arial" w:cs="Arial"/>
-          <w:szCs w:val="24"/>
-        </w:rPr>
-      </w:pPr>
     </w:p>
     <w:p>
       <w:pPr>
@@ -3637,7 +3643,6 @@
           <w:szCs w:val="24"/>
           <w:lang w:eastAsia="zh-CN"/>
         </w:rPr>
-        <w:lastRenderedPageBreak/>
         <w:t xml:space="preserve">Shrine N, et al. New genetic signals for lung function highlight pathways and chronic obstructive pulmonary disease associations across multiple ancestries, </w:t>
       </w:r>
       <w:r>
@@ -3774,6 +3779,7 @@
           <w:rFonts w:ascii="Arial" w:hAnsi="Arial" w:cs="Arial"/>
           <w:szCs w:val="24"/>
         </w:rPr>
+        <w:lastRenderedPageBreak/>
         <w:t xml:space="preserve">Sung YJ, et al. A multi-ancestry genome-wide study </w:t>
       </w:r>
       <w:proofErr w:type="spellStart"/>
@@ -5206,7 +5212,6 @@
           <w:szCs w:val="24"/>
           <w:lang w:val="en-GB"/>
         </w:rPr>
-        <w:lastRenderedPageBreak/>
         <w:t xml:space="preserve">Shrine N, et al. </w:t>
       </w:r>
       <w:r>
@@ -5364,6 +5369,7 @@
           <w:b/>
           <w:bCs/>
         </w:rPr>
+        <w:lastRenderedPageBreak/>
         <w:t>Zhao JH</w:t>
       </w:r>
       <w:r>
@@ -7204,6 +7210,181 @@
     </w:lvl>
   </w:abstractNum>
   <w:abstractNum w:abstractNumId="13" w15:restartNumberingAfterBreak="0">
+    <w:nsid w:val="1D78287C"/>
+    <w:multiLevelType w:val="hybridMultilevel"/>
+    <w:tmpl w:val="A1DE2A36"/>
+    <w:lvl w:ilvl="0" w:tplc="08090001">
+      <w:start w:val="1"/>
+      <w:numFmt w:val="bullet"/>
+      <w:lvlText w:val=""/>
+      <w:lvlJc w:val="left"/>
+      <w:pPr>
+        <w:ind w:left="720" w:hanging="360"/>
+      </w:pPr>
+      <w:rPr>
+        <w:rFonts w:ascii="Symbol" w:hAnsi="Symbol" w:hint="default"/>
+      </w:rPr>
+    </w:lvl>
+    <w:lvl w:ilvl="1" w:tplc="FFFFFFFF" w:tentative="1">
+      <w:start w:val="1"/>
+      <w:numFmt w:val="lowerLetter"/>
+      <w:lvlText w:val="%2."/>
+      <w:lvlJc w:val="left"/>
+      <w:pPr>
+        <w:ind w:left="1440" w:hanging="360"/>
+      </w:pPr>
+    </w:lvl>
+    <w:lvl w:ilvl="2" w:tplc="FFFFFFFF" w:tentative="1">
+      <w:start w:val="1"/>
+      <w:numFmt w:val="lowerRoman"/>
+      <w:lvlText w:val="%3."/>
+      <w:lvlJc w:val="right"/>
+      <w:pPr>
+        <w:ind w:left="2160" w:hanging="180"/>
+      </w:pPr>
+    </w:lvl>
+    <w:lvl w:ilvl="3" w:tplc="FFFFFFFF" w:tentative="1">
+      <w:start w:val="1"/>
+      <w:numFmt w:val="decimal"/>
+      <w:lvlText w:val="%4."/>
+      <w:lvlJc w:val="left"/>
+      <w:pPr>
+        <w:ind w:left="2880" w:hanging="360"/>
+      </w:pPr>
+    </w:lvl>
+    <w:lvl w:ilvl="4" w:tplc="FFFFFFFF" w:tentative="1">
+      <w:start w:val="1"/>
+      <w:numFmt w:val="lowerLetter"/>
+      <w:lvlText w:val="%5."/>
+      <w:lvlJc w:val="left"/>
+      <w:pPr>
+        <w:ind w:left="3600" w:hanging="360"/>
+      </w:pPr>
+    </w:lvl>
+    <w:lvl w:ilvl="5" w:tplc="FFFFFFFF" w:tentative="1">
+      <w:start w:val="1"/>
+      <w:numFmt w:val="lowerRoman"/>
+      <w:lvlText w:val="%6."/>
+      <w:lvlJc w:val="right"/>
+      <w:pPr>
+        <w:ind w:left="4320" w:hanging="180"/>
+      </w:pPr>
+    </w:lvl>
+    <w:lvl w:ilvl="6" w:tplc="FFFFFFFF" w:tentative="1">
+      <w:start w:val="1"/>
+      <w:numFmt w:val="decimal"/>
+      <w:lvlText w:val="%7."/>
+      <w:lvlJc w:val="left"/>
+      <w:pPr>
+        <w:ind w:left="5040" w:hanging="360"/>
+      </w:pPr>
+    </w:lvl>
+    <w:lvl w:ilvl="7" w:tplc="FFFFFFFF" w:tentative="1">
+      <w:start w:val="1"/>
+      <w:numFmt w:val="lowerLetter"/>
+      <w:lvlText w:val="%8."/>
+      <w:lvlJc w:val="left"/>
+      <w:pPr>
+        <w:ind w:left="5760" w:hanging="360"/>
+      </w:pPr>
+    </w:lvl>
+    <w:lvl w:ilvl="8" w:tplc="FFFFFFFF" w:tentative="1">
+      <w:start w:val="1"/>
+      <w:numFmt w:val="lowerRoman"/>
+      <w:lvlText w:val="%9."/>
+      <w:lvlJc w:val="right"/>
+      <w:pPr>
+        <w:ind w:left="6480" w:hanging="180"/>
+      </w:pPr>
+    </w:lvl>
+  </w:abstractNum>
+  <w:abstractNum w:abstractNumId="14" w15:restartNumberingAfterBreak="0">
+    <w:nsid w:val="24725C4E"/>
+    <w:multiLevelType w:val="hybridMultilevel"/>
+    <w:tmpl w:val="F0DA6C60"/>
+    <w:lvl w:ilvl="0" w:tplc="0809000F">
+      <w:start w:val="1"/>
+      <w:numFmt w:val="decimal"/>
+      <w:lvlText w:val="%1."/>
+      <w:lvlJc w:val="left"/>
+      <w:pPr>
+        <w:ind w:left="720" w:hanging="360"/>
+      </w:pPr>
+    </w:lvl>
+    <w:lvl w:ilvl="1" w:tplc="08090019" w:tentative="1">
+      <w:start w:val="1"/>
+      <w:numFmt w:val="lowerLetter"/>
+      <w:lvlText w:val="%2."/>
+      <w:lvlJc w:val="left"/>
+      <w:pPr>
+        <w:ind w:left="1440" w:hanging="360"/>
+      </w:pPr>
+    </w:lvl>
+    <w:lvl w:ilvl="2" w:tplc="0809001B" w:tentative="1">
+      <w:start w:val="1"/>
+      <w:numFmt w:val="lowerRoman"/>
+      <w:lvlText w:val="%3."/>
+      <w:lvlJc w:val="right"/>
+      <w:pPr>
+        <w:ind w:left="2160" w:hanging="180"/>
+      </w:pPr>
+    </w:lvl>
+    <w:lvl w:ilvl="3" w:tplc="0809000F" w:tentative="1">
+      <w:start w:val="1"/>
+      <w:numFmt w:val="decimal"/>
+      <w:lvlText w:val="%4."/>
+      <w:lvlJc w:val="left"/>
+      <w:pPr>
+        <w:ind w:left="2880" w:hanging="360"/>
+      </w:pPr>
+    </w:lvl>
+    <w:lvl w:ilvl="4" w:tplc="08090019" w:tentative="1">
+      <w:start w:val="1"/>
+      <w:numFmt w:val="lowerLetter"/>
+      <w:lvlText w:val="%5."/>
+      <w:lvlJc w:val="left"/>
+      <w:pPr>
+        <w:ind w:left="3600" w:hanging="360"/>
+      </w:pPr>
+    </w:lvl>
+    <w:lvl w:ilvl="5" w:tplc="0809001B" w:tentative="1">
+      <w:start w:val="1"/>
+      <w:numFmt w:val="lowerRoman"/>
+      <w:lvlText w:val="%6."/>
+      <w:lvlJc w:val="right"/>
+      <w:pPr>
+        <w:ind w:left="4320" w:hanging="180"/>
+      </w:pPr>
+    </w:lvl>
+    <w:lvl w:ilvl="6" w:tplc="0809000F" w:tentative="1">
+      <w:start w:val="1"/>
+      <w:numFmt w:val="decimal"/>
+      <w:lvlText w:val="%7."/>
+      <w:lvlJc w:val="left"/>
+      <w:pPr>
+        <w:ind w:left="5040" w:hanging="360"/>
+      </w:pPr>
+    </w:lvl>
+    <w:lvl w:ilvl="7" w:tplc="08090019" w:tentative="1">
+      <w:start w:val="1"/>
+      <w:numFmt w:val="lowerLetter"/>
+      <w:lvlText w:val="%8."/>
+      <w:lvlJc w:val="left"/>
+      <w:pPr>
+        <w:ind w:left="5760" w:hanging="360"/>
+      </w:pPr>
+    </w:lvl>
+    <w:lvl w:ilvl="8" w:tplc="0809001B" w:tentative="1">
+      <w:start w:val="1"/>
+      <w:numFmt w:val="lowerRoman"/>
+      <w:lvlText w:val="%9."/>
+      <w:lvlJc w:val="right"/>
+      <w:pPr>
+        <w:ind w:left="6480" w:hanging="180"/>
+      </w:pPr>
+    </w:lvl>
+  </w:abstractNum>
+  <w:abstractNum w:abstractNumId="15" w15:restartNumberingAfterBreak="0">
     <w:nsid w:val="28B43361"/>
     <w:multiLevelType w:val="singleLevel"/>
     <w:tmpl w:val="CBC4AECA"/>
@@ -7224,7 +7405,7 @@
       </w:rPr>
     </w:lvl>
   </w:abstractNum>
-  <w:abstractNum w:abstractNumId="14" w15:restartNumberingAfterBreak="0">
+  <w:abstractNum w:abstractNumId="16" w15:restartNumberingAfterBreak="0">
     <w:nsid w:val="434B6522"/>
     <w:multiLevelType w:val="hybridMultilevel"/>
     <w:tmpl w:val="4BE60926"/>
@@ -7373,7 +7554,7 @@
       </w:rPr>
     </w:lvl>
   </w:abstractNum>
-  <w:abstractNum w:abstractNumId="15" w15:restartNumberingAfterBreak="0">
+  <w:abstractNum w:abstractNumId="17" w15:restartNumberingAfterBreak="0">
     <w:nsid w:val="471F3370"/>
     <w:multiLevelType w:val="hybridMultilevel"/>
     <w:tmpl w:val="776A890E"/>
@@ -7485,7 +7666,7 @@
       </w:rPr>
     </w:lvl>
   </w:abstractNum>
-  <w:abstractNum w:abstractNumId="16" w15:restartNumberingAfterBreak="0">
+  <w:abstractNum w:abstractNumId="18" w15:restartNumberingAfterBreak="0">
     <w:nsid w:val="4E7F2934"/>
     <w:multiLevelType w:val="singleLevel"/>
     <w:tmpl w:val="08090015"/>
@@ -7502,7 +7683,7 @@
       </w:pPr>
     </w:lvl>
   </w:abstractNum>
-  <w:abstractNum w:abstractNumId="17" w15:restartNumberingAfterBreak="0">
+  <w:abstractNum w:abstractNumId="19" w15:restartNumberingAfterBreak="0">
     <w:nsid w:val="600154A7"/>
     <w:multiLevelType w:val="singleLevel"/>
     <w:tmpl w:val="CA7233C6"/>
@@ -7523,7 +7704,7 @@
       </w:rPr>
     </w:lvl>
   </w:abstractNum>
-  <w:abstractNum w:abstractNumId="18" w15:restartNumberingAfterBreak="0">
+  <w:abstractNum w:abstractNumId="20" w15:restartNumberingAfterBreak="0">
     <w:nsid w:val="60F14C3C"/>
     <w:multiLevelType w:val="hybridMultilevel"/>
     <w:tmpl w:val="B5760BCC"/>
@@ -7672,7 +7853,7 @@
       </w:rPr>
     </w:lvl>
   </w:abstractNum>
-  <w:abstractNum w:abstractNumId="19" w15:restartNumberingAfterBreak="0">
+  <w:abstractNum w:abstractNumId="21" w15:restartNumberingAfterBreak="0">
     <w:nsid w:val="6A087773"/>
     <w:multiLevelType w:val="singleLevel"/>
     <w:tmpl w:val="08090001"/>
@@ -7692,7 +7873,7 @@
       </w:rPr>
     </w:lvl>
   </w:abstractNum>
-  <w:abstractNum w:abstractNumId="20" w15:restartNumberingAfterBreak="0">
+  <w:abstractNum w:abstractNumId="22" w15:restartNumberingAfterBreak="0">
     <w:nsid w:val="70E727C8"/>
     <w:multiLevelType w:val="multilevel"/>
     <w:tmpl w:val="EAAC784E"/>
@@ -7855,28 +8036,28 @@
     <w:abstractNumId w:val="11"/>
   </w:num>
   <w:num w:numId="23" w16cid:durableId="698703181">
-    <w:abstractNumId w:val="13"/>
+    <w:abstractNumId w:val="15"/>
   </w:num>
   <w:num w:numId="24" w16cid:durableId="204953071">
-    <w:abstractNumId w:val="17"/>
+    <w:abstractNumId w:val="19"/>
   </w:num>
   <w:num w:numId="25" w16cid:durableId="1878352501">
-    <w:abstractNumId w:val="20"/>
+    <w:abstractNumId w:val="22"/>
   </w:num>
   <w:num w:numId="26" w16cid:durableId="1956984304">
-    <w:abstractNumId w:val="16"/>
+    <w:abstractNumId w:val="18"/>
   </w:num>
   <w:num w:numId="27" w16cid:durableId="1820463236">
-    <w:abstractNumId w:val="19"/>
+    <w:abstractNumId w:val="21"/>
   </w:num>
   <w:num w:numId="28" w16cid:durableId="1080255720">
     <w:abstractNumId w:val="12"/>
   </w:num>
   <w:num w:numId="29" w16cid:durableId="1838224622">
-    <w:abstractNumId w:val="18"/>
+    <w:abstractNumId w:val="20"/>
   </w:num>
   <w:num w:numId="30" w16cid:durableId="806893473">
-    <w:abstractNumId w:val="14"/>
+    <w:abstractNumId w:val="16"/>
   </w:num>
   <w:num w:numId="31" w16cid:durableId="1599410753">
     <w:abstractNumId w:val="10"/>
@@ -7909,7 +8090,13 @@
     </w:lvlOverride>
   </w:num>
   <w:num w:numId="32" w16cid:durableId="1851331852">
-    <w:abstractNumId w:val="15"/>
+    <w:abstractNumId w:val="17"/>
+  </w:num>
+  <w:num w:numId="33" w16cid:durableId="1311786396">
+    <w:abstractNumId w:val="14"/>
+  </w:num>
+  <w:num w:numId="34" w16cid:durableId="1518694542">
+    <w:abstractNumId w:val="13"/>
   </w:num>
 </w:numbering>
 </file>
